--- a/manuscript/ESI manuscript draft v13 2026.8.26_PJC.docx
+++ b/manuscript/ESI manuscript draft v13 2026.8.26_PJC.docx
@@ -1696,7 +1696,6 @@
           <w:rFonts w:eastAsia="Times New Roman"/>
           <w:lang w:eastAsia="it-IT"/>
         </w:rPr>
-        <w:t xml:space="preserve"> (</w:t>
       </w:r>
       <w:proofErr w:type="spellStart"/>
       <w:r>
@@ -1704,6 +1703,63 @@
           <w:rFonts w:eastAsia="Times New Roman"/>
           <w:lang w:eastAsia="it-IT"/>
         </w:rPr>
+      </w:r>
+      <w:proofErr w:type="spellEnd"/>
+      <w:r>
+        <w:rPr>
+          <w:rFonts w:eastAsia="Times New Roman"/>
+          <w:lang w:eastAsia="it-IT"/>
+        </w:rPr>
+      </w:r>
+      <w:r/>
+      <w:r>
+        <w:rPr>
+          <w:rFonts w:eastAsia="Times New Roman"/>
+          <w:lang w:eastAsia="it-IT"/>
+        </w:rPr>
+        <w:t>. Cause-specific mortality was determined by a pre-specified adjudication process using a modified version of the Towards a Revolution in COPD Health (TORCH) criteria as previously described (20)</w:t>
+      </w:r>
+      <w:r>
+        <w:rPr>
+          <w:rFonts w:eastAsia="Times New Roman"/>
+          <w:lang w:eastAsia="it-IT"/>
+        </w:rPr>
+      </w:r>
+      <w:proofErr w:type="spellStart"/>
+      <w:r>
+        <w:rPr>
+          <w:rFonts w:eastAsia="Times New Roman"/>
+          <w:lang w:eastAsia="it-IT"/>
+        </w:rPr>
+      </w:r>
+      <w:proofErr w:type="spellEnd"/>
+      <w:r>
+        <w:rPr>
+          <w:rFonts w:eastAsia="Times New Roman"/>
+          <w:lang w:eastAsia="it-IT"/>
+        </w:rPr>
+      </w:r>
+      <w:r/>
+      <w:r>
+        <w:rPr>
+          <w:rFonts w:eastAsia="Times New Roman"/>
+          <w:lang w:eastAsia="it-IT"/>
+        </w:rPr>
+        <w:t>.</w:t>
+      </w:r>
+      <w:r>
+        <w:rPr>
+          <w:rFonts w:eastAsia="Times New Roman"/>
+          <w:lang w:eastAsia="it-IT"/>
+        </w:rPr>
+        <w:t xml:space="preserve"> Respiratory exacerbations were analyzed from the </w:t>
+      </w:r>
+      <w:proofErr w:type="spellStart"/>
+      <w:r>
+        <w:rPr>
+          <w:rFonts w:eastAsia="Times New Roman"/>
+          <w:lang w:eastAsia="it-IT"/>
+        </w:rPr>
         <w:t>COPDGene</w:t>
       </w:r>
       <w:proofErr w:type="spellEnd"/>
@@ -1712,24 +1768,7 @@
           <w:rFonts w:eastAsia="Times New Roman"/>
           <w:lang w:eastAsia="it-IT"/>
         </w:rPr>
-        <w:t xml:space="preserve"> dataset: C</w:t>
-      </w:r>
-      <w:r>
-        <w:t>OPDGene_VitalStatus_SM_NS_Sep23.csv)</w:t>
-      </w:r>
-      <w:r>
-        <w:rPr>
-          <w:rFonts w:eastAsia="Times New Roman"/>
-          <w:lang w:eastAsia="it-IT"/>
-        </w:rPr>
-        <w:t>. Cause-specific mortality was determined by a pre-specified adjudication process using a modified version of the Towards a Revolution in COPD Health (TORCH) criteria as previously described (20)</w:t>
-      </w:r>
-      <w:r>
-        <w:rPr>
-          <w:rFonts w:eastAsia="Times New Roman"/>
-          <w:lang w:eastAsia="it-IT"/>
-        </w:rPr>
-        <w:t xml:space="preserve"> (</w:t>
+        <w:t xml:space="preserve"> Longitudinal </w:t>
       </w:r>
       <w:proofErr w:type="spellStart"/>
       <w:r>
@@ -1737,7 +1776,7 @@
           <w:rFonts w:eastAsia="Times New Roman"/>
           <w:lang w:eastAsia="it-IT"/>
         </w:rPr>
-        <w:t>COPDGene</w:t>
+        <w:t>Followup</w:t>
       </w:r>
       <w:proofErr w:type="spellEnd"/>
       <w:r>
@@ -1745,24 +1784,7 @@
           <w:rFonts w:eastAsia="Times New Roman"/>
           <w:lang w:eastAsia="it-IT"/>
         </w:rPr>
-        <w:t xml:space="preserve"> dataset: C</w:t>
-      </w:r>
-      <w:r>
-        <w:t>OPDGene_Mort_COD_Adj.csv)</w:t>
-      </w:r>
-      <w:r>
-        <w:rPr>
-          <w:rFonts w:eastAsia="Times New Roman"/>
-          <w:lang w:eastAsia="it-IT"/>
-        </w:rPr>
-        <w:t>.</w:t>
-      </w:r>
-      <w:r>
-        <w:rPr>
-          <w:rFonts w:eastAsia="Times New Roman"/>
-          <w:lang w:eastAsia="it-IT"/>
-        </w:rPr>
-        <w:t xml:space="preserve"> Respiratory exacerbations were analyzed from the </w:t>
+        <w:t xml:space="preserve"> (LFU) program dataset</w:t>
       </w:r>
       <w:proofErr w:type="spellStart"/>
       <w:r>
@@ -1770,7 +1792,6 @@
           <w:rFonts w:eastAsia="Times New Roman"/>
           <w:lang w:eastAsia="it-IT"/>
         </w:rPr>
-        <w:t>COPDGene</w:t>
       </w:r>
       <w:proofErr w:type="spellEnd"/>
       <w:r>
@@ -1778,53 +1799,19 @@
           <w:rFonts w:eastAsia="Times New Roman"/>
           <w:lang w:eastAsia="it-IT"/>
         </w:rPr>
-        <w:t xml:space="preserve"> Longitudinal </w:t>
-      </w:r>
-      <w:proofErr w:type="spellStart"/>
-      <w:r>
-        <w:rPr>
-          <w:rFonts w:eastAsia="Times New Roman"/>
-          <w:lang w:eastAsia="it-IT"/>
-        </w:rPr>
-        <w:t>Followup</w:t>
-      </w:r>
-      <w:proofErr w:type="spellEnd"/>
-      <w:r>
-        <w:rPr>
-          <w:rFonts w:eastAsia="Times New Roman"/>
-          <w:lang w:eastAsia="it-IT"/>
-        </w:rPr>
-        <w:t xml:space="preserve"> (LFU) program dataset (</w:t>
-      </w:r>
-      <w:proofErr w:type="spellStart"/>
-      <w:r>
-        <w:rPr>
-          <w:rFonts w:eastAsia="Times New Roman"/>
-          <w:lang w:eastAsia="it-IT"/>
-        </w:rPr>
-        <w:t>COPDGene</w:t>
-      </w:r>
-      <w:proofErr w:type="spellEnd"/>
-      <w:r>
-        <w:rPr>
-          <w:rFonts w:eastAsia="Times New Roman"/>
-          <w:lang w:eastAsia="it-IT"/>
-        </w:rPr>
-        <w:t xml:space="preserve"> dataset: </w:t>
-      </w:r>
-      <w:r>
-        <w:rPr>
-          <w:rFonts w:eastAsia="Times New Roman"/>
-          <w:lang w:eastAsia="it-IT"/>
-        </w:rPr>
-        <w:t>LFU_SidLevel_Comorbid_SM_30SEP21</w:t>
-      </w:r>
-      <w:r>
-        <w:rPr>
-          <w:rFonts w:eastAsia="Times New Roman"/>
-          <w:lang w:eastAsia="it-IT"/>
-        </w:rPr>
-        <w:t xml:space="preserve">.txt). Longitudinal FEV1 decline was </w:t>
+      </w:r>
+      <w:r>
+        <w:rPr>
+          <w:rFonts w:eastAsia="Times New Roman"/>
+          <w:lang w:eastAsia="it-IT"/>
+        </w:rPr>
+      </w:r>
+      <w:r>
+        <w:rPr>
+          <w:rFonts w:eastAsia="Times New Roman"/>
+          <w:lang w:eastAsia="it-IT"/>
+        </w:rPr>
+        <w:t xml:space="preserve">. Longitudinal FEV1 decline was </w:t>
       </w:r>
       <w:r>
         <w:rPr>
@@ -1838,24 +1825,20 @@
           <w:rFonts w:eastAsia="Times New Roman"/>
           <w:lang w:eastAsia="it-IT"/>
         </w:rPr>
-        <w:t xml:space="preserve"> </w:t>
-      </w:r>
-      <w:r>
-        <w:rPr>
-          <w:rFonts w:eastAsia="Times New Roman"/>
-          <w:lang w:eastAsia="it-IT"/>
-        </w:rPr>
-        <w:t>(</w:t>
-      </w:r>
-      <w:r>
-        <w:t>COPDGene_P1P2P3_SM_NS_Long_Sep24.csv)</w:t>
-      </w:r>
-      <w:r>
-        <w:rPr>
-          <w:rFonts w:eastAsia="Times New Roman"/>
-          <w:lang w:eastAsia="it-IT"/>
-        </w:rPr>
-        <w:t xml:space="preserve">. </w:t>
+      </w:r>
+      <w:r>
+        <w:rPr>
+          <w:rFonts w:eastAsia="Times New Roman"/>
+          <w:lang w:eastAsia="it-IT"/>
+        </w:rPr>
+      </w:r>
+      <w:r/>
+      <w:r>
+        <w:rPr>
+          <w:rFonts w:eastAsia="Times New Roman"/>
+          <w:lang w:eastAsia="it-IT"/>
+        </w:rPr>
+        <w:t>. The specific COPDGene data files used are listed in the Supplement.</w:t>
       </w:r>
     </w:p>
     <w:p>
